--- a/ind/docx/006.content.docx
+++ b/ind/docx/006.content.docx
@@ -150,26 +150,6 @@
           <w:lang w:val="id_ID" w:bidi="id_ID"/>
         </w:rPr>
         <w:t>P</w:t>
-      </w:r>
-      <w:r>
-        <w:rPr>
-          <w:lang w:val="id_ID" w:bidi="id_ID"/>
-        </w:rPr>
-      </w:r>
-    </w:p>
-    <w:p>
-      <w:pPr/>
-      <w:r>
-        <w:rPr>
-          <w:lang w:val="id_ID" w:bidi="id_ID"/>
-        </w:rPr>
-      </w:r>
-      <w:r>
-        <w:rPr>
-          <w:i/>
-          <w:lang w:val="id_ID" w:bidi="id_ID"/>
-        </w:rPr>
-        <w:t>Pengkhususan Total, Pengrusakan Total, Penyembuh yang Penuh Belas Kasihan</w:t>
       </w:r>
       <w:r>
         <w:rPr>

--- a/ind/docx/006.content.docx
+++ b/ind/docx/006.content.docx
@@ -19,7 +19,7 @@
         <w:rPr>
           <w:lang w:val="id_ID" w:bidi="id_ID"/>
         </w:rPr>
-        <w:t>Resource: Study Notes - Themes (Tyndale)</w:t>
+        <w:t>Resource: Tyndale Open Study Notes</w:t>
       </w:r>
       <w:r>
         <w:rPr>
@@ -112,7 +112,7 @@
         <w:rPr>
           <w:lang w:val="id_ID" w:bidi="id_ID"/>
         </w:rPr>
-        <w:t>Study Notes - Themes (Tyndale)</w:t>
+        <w:t>Tyndale Open Study Notes</w:t>
       </w:r>
     </w:p>
     <w:p>

--- a/ind/docx/006.content.docx
+++ b/ind/docx/006.content.docx
@@ -19,7 +19,7 @@
         <w:rPr>
           <w:lang w:val="id_ID" w:bidi="id_ID"/>
         </w:rPr>
-        <w:t>Resource: Tyndale Open Study Notes</w:t>
+        <w:t>Resource: Aquifer Open Study Notes (Themes)</w:t>
       </w:r>
       <w:r>
         <w:rPr>
@@ -112,7 +112,7 @@
         <w:rPr>
           <w:lang w:val="id_ID" w:bidi="id_ID"/>
         </w:rPr>
-        <w:t>Tyndale Open Study Notes</w:t>
+        <w:t>Aquifer Open Study Notes (Themes)</w:t>
       </w:r>
     </w:p>
     <w:p>

--- a/ind/docx/006.content.docx
+++ b/ind/docx/006.content.docx
@@ -301,72 +301,48 @@
         </w:rPr>
         <w:t xml:space="preserve"> karena bertentangan dengan Tuhan. Allah menuntut bangsa Israel untuk memusnahkan barang-barang ini (lihat </w:t>
       </w:r>
-      <w:hyperlink r:id="rId13">
-        <w:r>
-          <w:rPr>
-            <w:lang w:val="id_ID" w:bidi="id_ID"/>
-          </w:rPr>
-          <w:rPr>
-            <w:color w:val="0000EE"/>
-            <w:u w:val="single"/>
-          </w:rPr>
-          <w:t>Yos. 6:18</w:t>
-        </w:r>
-      </w:hyperlink>
+      <w:r>
+        <w:rPr>
+          <w:lang w:val="id_ID" w:bidi="id_ID"/>
+        </w:rPr>
+        <w:t>Yos. 6:18</w:t>
+      </w:r>
       <w:r>
         <w:rPr>
           <w:lang w:val="id_ID" w:bidi="id_ID"/>
         </w:rPr>
         <w:t>). Namun, barang-barang logam berharga ditempatkan ke tempat kudus, dan barang-barang itu menjadi kudus bagi Tuhan (</w:t>
       </w:r>
-      <w:hyperlink r:id="rId14">
-        <w:r>
-          <w:rPr>
-            <w:lang w:val="id_ID" w:bidi="id_ID"/>
-          </w:rPr>
-          <w:rPr>
-            <w:color w:val="0000EE"/>
-            <w:u w:val="single"/>
-          </w:rPr>
-          <w:t>Im. 27:28</w:t>
-        </w:r>
-      </w:hyperlink>
+      <w:r>
+        <w:rPr>
+          <w:lang w:val="id_ID" w:bidi="id_ID"/>
+        </w:rPr>
+        <w:t>Im. 27:28</w:t>
+      </w:r>
       <w:r>
         <w:rPr>
           <w:lang w:val="id_ID" w:bidi="id_ID"/>
         </w:rPr>
         <w:t xml:space="preserve">; lihat juga </w:t>
       </w:r>
-      <w:hyperlink r:id="rId15">
-        <w:r>
-          <w:rPr>
-            <w:lang w:val="id_ID" w:bidi="id_ID"/>
-          </w:rPr>
-          <w:rPr>
-            <w:color w:val="0000EE"/>
-            <w:u w:val="single"/>
-          </w:rPr>
-          <w:t>Yos. 6:19</w:t>
-        </w:r>
-      </w:hyperlink>
+      <w:r>
+        <w:rPr>
+          <w:lang w:val="id_ID" w:bidi="id_ID"/>
+        </w:rPr>
+        <w:t>Yos. 6:19</w:t>
+      </w:r>
       <w:r>
         <w:rPr>
           <w:lang w:val="id_ID" w:bidi="id_ID"/>
         </w:rPr>
         <w:t xml:space="preserve">, </w:t>
       </w:r>
-      <w:hyperlink r:id="rId16">
-        <w:r>
-          <w:rPr>
-            <w:lang w:val="id_ID" w:bidi="id_ID"/>
-          </w:rPr>
-          <w:rPr>
-            <w:color w:val="0000EE"/>
-            <w:u w:val="single"/>
-          </w:rPr>
-          <w:t>24</w:t>
-        </w:r>
-      </w:hyperlink>
+      <w:r>
+        <w:rPr>
+          <w:lang w:val="id_ID" w:bidi="id_ID"/>
+        </w:rPr>
+        <w:t>24</w:t>
+      </w:r>
       <w:r>
         <w:rPr>
           <w:lang w:val="id_ID" w:bidi="id_ID"/>
@@ -387,36 +363,24 @@
         </w:rPr>
         <w:t>Gagasan yang sama juga berlaku bagi musuh-musuh Israel. Mereka beserta harta milik mereka dapat 'dikhususkan' bagi Allah dengan cara dibinasakan (</w:t>
       </w:r>
-      <w:hyperlink r:id="rId17">
-        <w:r>
-          <w:rPr>
-            <w:lang w:val="id_ID" w:bidi="id_ID"/>
-          </w:rPr>
-          <w:rPr>
-            <w:color w:val="0000EE"/>
-            <w:u w:val="single"/>
-          </w:rPr>
-          <w:t>Yos. 6:17–19</w:t>
-        </w:r>
-      </w:hyperlink>
+      <w:r>
+        <w:rPr>
+          <w:lang w:val="id_ID" w:bidi="id_ID"/>
+        </w:rPr>
+        <w:t>Yos. 6:17–19</w:t>
+      </w:r>
       <w:r>
         <w:rPr>
           <w:lang w:val="id_ID" w:bidi="id_ID"/>
         </w:rPr>
         <w:t xml:space="preserve">; </w:t>
       </w:r>
-      <w:hyperlink r:id="rId18">
-        <w:r>
-          <w:rPr>
-            <w:lang w:val="id_ID" w:bidi="id_ID"/>
-          </w:rPr>
-          <w:rPr>
-            <w:color w:val="0000EE"/>
-            <w:u w:val="single"/>
-          </w:rPr>
-          <w:t>1Sam. 15:2–3</w:t>
-        </w:r>
-      </w:hyperlink>
+      <w:r>
+        <w:rPr>
+          <w:lang w:val="id_ID" w:bidi="id_ID"/>
+        </w:rPr>
+        <w:t>1Sam. 15:2–3</w:t>
+      </w:r>
       <w:r>
         <w:rPr>
           <w:lang w:val="id_ID" w:bidi="id_ID"/>
@@ -437,36 +401,24 @@
         </w:rPr>
         <w:t xml:space="preserve">Dalam </w:t>
       </w:r>
-      <w:hyperlink r:id="rId19">
-        <w:r>
-          <w:rPr>
-            <w:lang w:val="id_ID" w:bidi="id_ID"/>
-          </w:rPr>
-          <w:rPr>
-            <w:color w:val="0000EE"/>
-            <w:u w:val="single"/>
-          </w:rPr>
-          <w:t>Im. 27:21</w:t>
-        </w:r>
-      </w:hyperlink>
+      <w:r>
+        <w:rPr>
+          <w:lang w:val="id_ID" w:bidi="id_ID"/>
+        </w:rPr>
+        <w:t>Im. 27:21</w:t>
+      </w:r>
       <w:r>
         <w:rPr>
           <w:lang w:val="id_ID" w:bidi="id_ID"/>
         </w:rPr>
         <w:t xml:space="preserve"> dan </w:t>
       </w:r>
-      <w:hyperlink r:id="rId14">
-        <w:r>
-          <w:rPr>
-            <w:lang w:val="id_ID" w:bidi="id_ID"/>
-          </w:rPr>
-          <w:rPr>
-            <w:color w:val="0000EE"/>
-            <w:u w:val="single"/>
-          </w:rPr>
-          <w:t>28</w:t>
-        </w:r>
-      </w:hyperlink>
+      <w:r>
+        <w:rPr>
+          <w:lang w:val="id_ID" w:bidi="id_ID"/>
+        </w:rPr>
+        <w:t>28</w:t>
+      </w:r>
       <w:r>
         <w:rPr>
           <w:lang w:val="id_ID" w:bidi="id_ID"/>
@@ -486,18 +438,12 @@
         </w:rPr>
         <w:t xml:space="preserve"> merujuk pada suatu nazar untuk mendedikasikan sesuatu kepada Tuhan secara permanen seperti tanah, benda-benda, atau bahkan orang (lihat </w:t>
       </w:r>
-      <w:hyperlink r:id="rId20">
-        <w:r>
-          <w:rPr>
-            <w:lang w:val="id_ID" w:bidi="id_ID"/>
-          </w:rPr>
-          <w:rPr>
-            <w:color w:val="0000EE"/>
-            <w:u w:val="single"/>
-          </w:rPr>
-          <w:t>Bil. 18:14</w:t>
-        </w:r>
-      </w:hyperlink>
+      <w:r>
+        <w:rPr>
+          <w:lang w:val="id_ID" w:bidi="id_ID"/>
+        </w:rPr>
+        <w:t>Bil. 18:14</w:t>
+      </w:r>
       <w:r>
         <w:rPr>
           <w:lang w:val="id_ID" w:bidi="id_ID"/>
@@ -595,18 +541,12 @@
         </w:rPr>
         <w:t xml:space="preserve">Dalam </w:t>
       </w:r>
-      <w:hyperlink r:id="rId21">
-        <w:r>
-          <w:rPr>
-            <w:lang w:val="id_ID" w:bidi="id_ID"/>
-          </w:rPr>
-          <w:rPr>
-            <w:color w:val="0000EE"/>
-            <w:u w:val="single"/>
-          </w:rPr>
-          <w:t>Rm. 9:3</w:t>
-        </w:r>
-      </w:hyperlink>
+      <w:r>
+        <w:rPr>
+          <w:lang w:val="id_ID" w:bidi="id_ID"/>
+        </w:rPr>
+        <w:t>Rm. 9:3</w:t>
+      </w:r>
       <w:r>
         <w:rPr>
           <w:lang w:val="id_ID" w:bidi="id_ID"/>
@@ -631,18 +571,12 @@
         </w:rPr>
         <w:t xml:space="preserve">Dalam </w:t>
       </w:r>
-      <w:hyperlink r:id="rId22">
-        <w:r>
-          <w:rPr>
-            <w:lang w:val="id_ID" w:bidi="id_ID"/>
-          </w:rPr>
-          <w:rPr>
-            <w:color w:val="0000EE"/>
-            <w:u w:val="single"/>
-          </w:rPr>
-          <w:t>Gal. 1:8–9</w:t>
-        </w:r>
-      </w:hyperlink>
+      <w:r>
+        <w:rPr>
+          <w:lang w:val="id_ID" w:bidi="id_ID"/>
+        </w:rPr>
+        <w:t>Gal. 1:8–9</w:t>
+      </w:r>
       <w:r>
         <w:rPr>
           <w:lang w:val="id_ID" w:bidi="id_ID"/>
@@ -667,18 +601,12 @@
         </w:rPr>
         <w:t xml:space="preserve">Dalam </w:t>
       </w:r>
-      <w:hyperlink r:id="rId23">
-        <w:r>
-          <w:rPr>
-            <w:lang w:val="id_ID" w:bidi="id_ID"/>
-          </w:rPr>
-          <w:rPr>
-            <w:color w:val="0000EE"/>
-            <w:u w:val="single"/>
-          </w:rPr>
-          <w:t>1Kor. 12:3</w:t>
-        </w:r>
-      </w:hyperlink>
+      <w:r>
+        <w:rPr>
+          <w:lang w:val="id_ID" w:bidi="id_ID"/>
+        </w:rPr>
+        <w:t>1Kor. 12:3</w:t>
+      </w:r>
       <w:r>
         <w:rPr>
           <w:lang w:val="id_ID" w:bidi="id_ID"/>
@@ -737,306 +665,204 @@
           <w:lang w:val="id_ID" w:bidi="id_ID"/>
         </w:rPr>
       </w:r>
-      <w:hyperlink r:id="rId24">
-        <w:r>
-          <w:rPr>
-            <w:lang w:val="id_ID" w:bidi="id_ID"/>
-          </w:rPr>
-          <w:rPr>
-            <w:color w:val="0000EE"/>
-            <w:u w:val="single"/>
-          </w:rPr>
-          <w:t>Kel. 22:20</w:t>
-        </w:r>
-      </w:hyperlink>
+      <w:r>
+        <w:rPr>
+          <w:lang w:val="id_ID" w:bidi="id_ID"/>
+        </w:rPr>
+        <w:t>Kel. 22:20</w:t>
+      </w:r>
       <w:r>
         <w:rPr>
           <w:lang w:val="id_ID" w:bidi="id_ID"/>
         </w:rPr>
         <w:t xml:space="preserve">; </w:t>
       </w:r>
-      <w:hyperlink r:id="rId25">
-        <w:r>
-          <w:rPr>
-            <w:lang w:val="id_ID" w:bidi="id_ID"/>
-          </w:rPr>
-          <w:rPr>
-            <w:color w:val="0000EE"/>
-            <w:u w:val="single"/>
-          </w:rPr>
-          <w:t>Im. 27:28–29</w:t>
-        </w:r>
-      </w:hyperlink>
+      <w:r>
+        <w:rPr>
+          <w:lang w:val="id_ID" w:bidi="id_ID"/>
+        </w:rPr>
+        <w:t>Im. 27:28–29</w:t>
+      </w:r>
       <w:r>
         <w:rPr>
           <w:lang w:val="id_ID" w:bidi="id_ID"/>
         </w:rPr>
         <w:t xml:space="preserve">; </w:t>
       </w:r>
-      <w:hyperlink r:id="rId26">
-        <w:r>
-          <w:rPr>
-            <w:lang w:val="id_ID" w:bidi="id_ID"/>
-          </w:rPr>
-          <w:rPr>
-            <w:color w:val="0000EE"/>
-            <w:u w:val="single"/>
-          </w:rPr>
-          <w:t>Bil. 18:8–14</w:t>
-        </w:r>
-      </w:hyperlink>
+      <w:r>
+        <w:rPr>
+          <w:lang w:val="id_ID" w:bidi="id_ID"/>
+        </w:rPr>
+        <w:t>Bil. 18:8–14</w:t>
+      </w:r>
       <w:r>
         <w:rPr>
           <w:lang w:val="id_ID" w:bidi="id_ID"/>
         </w:rPr>
         <w:t xml:space="preserve">; </w:t>
       </w:r>
-      <w:hyperlink r:id="rId27">
-        <w:r>
-          <w:rPr>
-            <w:lang w:val="id_ID" w:bidi="id_ID"/>
-          </w:rPr>
-          <w:rPr>
-            <w:color w:val="0000EE"/>
-            <w:u w:val="single"/>
-          </w:rPr>
-          <w:t>21:2–3</w:t>
-        </w:r>
-      </w:hyperlink>
+      <w:r>
+        <w:rPr>
+          <w:lang w:val="id_ID" w:bidi="id_ID"/>
+        </w:rPr>
+        <w:t>21:2–3</w:t>
+      </w:r>
       <w:r>
         <w:rPr>
           <w:lang w:val="id_ID" w:bidi="id_ID"/>
         </w:rPr>
         <w:t xml:space="preserve">; </w:t>
       </w:r>
-      <w:hyperlink r:id="rId28">
-        <w:r>
-          <w:rPr>
-            <w:lang w:val="id_ID" w:bidi="id_ID"/>
-          </w:rPr>
-          <w:rPr>
-            <w:color w:val="0000EE"/>
-            <w:u w:val="single"/>
-          </w:rPr>
-          <w:t>Ul. 7:1–6</w:t>
-        </w:r>
-      </w:hyperlink>
+      <w:r>
+        <w:rPr>
+          <w:lang w:val="id_ID" w:bidi="id_ID"/>
+        </w:rPr>
+        <w:t>Ul. 7:1–6</w:t>
+      </w:r>
       <w:r>
         <w:rPr>
           <w:lang w:val="id_ID" w:bidi="id_ID"/>
         </w:rPr>
         <w:t xml:space="preserve">, </w:t>
       </w:r>
-      <w:hyperlink r:id="rId29">
-        <w:r>
-          <w:rPr>
-            <w:lang w:val="id_ID" w:bidi="id_ID"/>
-          </w:rPr>
-          <w:rPr>
-            <w:color w:val="0000EE"/>
-            <w:u w:val="single"/>
-          </w:rPr>
-          <w:t>26</w:t>
-        </w:r>
-      </w:hyperlink>
+      <w:r>
+        <w:rPr>
+          <w:lang w:val="id_ID" w:bidi="id_ID"/>
+        </w:rPr>
+        <w:t>26</w:t>
+      </w:r>
       <w:r>
         <w:rPr>
           <w:lang w:val="id_ID" w:bidi="id_ID"/>
         </w:rPr>
         <w:t xml:space="preserve">; </w:t>
       </w:r>
-      <w:hyperlink r:id="rId30">
-        <w:r>
-          <w:rPr>
-            <w:lang w:val="id_ID" w:bidi="id_ID"/>
-          </w:rPr>
-          <w:rPr>
-            <w:color w:val="0000EE"/>
-            <w:u w:val="single"/>
-          </w:rPr>
-          <w:t>13:12–18</w:t>
-        </w:r>
-      </w:hyperlink>
+      <w:r>
+        <w:rPr>
+          <w:lang w:val="id_ID" w:bidi="id_ID"/>
+        </w:rPr>
+        <w:t>13:12–18</w:t>
+      </w:r>
       <w:r>
         <w:rPr>
           <w:lang w:val="id_ID" w:bidi="id_ID"/>
         </w:rPr>
         <w:t xml:space="preserve">; </w:t>
       </w:r>
-      <w:hyperlink r:id="rId17">
-        <w:r>
-          <w:rPr>
-            <w:lang w:val="id_ID" w:bidi="id_ID"/>
-          </w:rPr>
-          <w:rPr>
-            <w:color w:val="0000EE"/>
-            <w:u w:val="single"/>
-          </w:rPr>
-          <w:t>Yos. 6:17–19</w:t>
-        </w:r>
-      </w:hyperlink>
+      <w:r>
+        <w:rPr>
+          <w:lang w:val="id_ID" w:bidi="id_ID"/>
+        </w:rPr>
+        <w:t>Yos. 6:17–19</w:t>
+      </w:r>
       <w:r>
         <w:rPr>
           <w:lang w:val="id_ID" w:bidi="id_ID"/>
         </w:rPr>
         <w:t xml:space="preserve">, </w:t>
       </w:r>
-      <w:hyperlink r:id="rId16">
-        <w:r>
-          <w:rPr>
-            <w:lang w:val="id_ID" w:bidi="id_ID"/>
-          </w:rPr>
-          <w:rPr>
-            <w:color w:val="0000EE"/>
-            <w:u w:val="single"/>
-          </w:rPr>
-          <w:t>24</w:t>
-        </w:r>
-      </w:hyperlink>
+      <w:r>
+        <w:rPr>
+          <w:lang w:val="id_ID" w:bidi="id_ID"/>
+        </w:rPr>
+        <w:t>24</w:t>
+      </w:r>
       <w:r>
         <w:rPr>
           <w:lang w:val="id_ID" w:bidi="id_ID"/>
         </w:rPr>
         <w:t xml:space="preserve">; </w:t>
       </w:r>
-      <w:hyperlink r:id="rId31">
-        <w:r>
-          <w:rPr>
-            <w:lang w:val="id_ID" w:bidi="id_ID"/>
-          </w:rPr>
-          <w:rPr>
-            <w:color w:val="0000EE"/>
-            <w:u w:val="single"/>
-          </w:rPr>
-          <w:t>7:11–15</w:t>
-        </w:r>
-      </w:hyperlink>
+      <w:r>
+        <w:rPr>
+          <w:lang w:val="id_ID" w:bidi="id_ID"/>
+        </w:rPr>
+        <w:t>7:11–15</w:t>
+      </w:r>
       <w:r>
         <w:rPr>
           <w:lang w:val="id_ID" w:bidi="id_ID"/>
         </w:rPr>
         <w:t xml:space="preserve">; </w:t>
       </w:r>
-      <w:hyperlink r:id="rId18">
-        <w:r>
-          <w:rPr>
-            <w:lang w:val="id_ID" w:bidi="id_ID"/>
-          </w:rPr>
-          <w:rPr>
-            <w:color w:val="0000EE"/>
-            <w:u w:val="single"/>
-          </w:rPr>
-          <w:t>1Sam. 15:2–3</w:t>
-        </w:r>
-      </w:hyperlink>
+      <w:r>
+        <w:rPr>
+          <w:lang w:val="id_ID" w:bidi="id_ID"/>
+        </w:rPr>
+        <w:t>1Sam. 15:2–3</w:t>
+      </w:r>
       <w:r>
         <w:rPr>
           <w:lang w:val="id_ID" w:bidi="id_ID"/>
         </w:rPr>
         <w:t xml:space="preserve">; </w:t>
       </w:r>
-      <w:hyperlink r:id="rId32">
-        <w:r>
-          <w:rPr>
-            <w:lang w:val="id_ID" w:bidi="id_ID"/>
-          </w:rPr>
-          <w:rPr>
-            <w:color w:val="0000EE"/>
-            <w:u w:val="single"/>
-          </w:rPr>
-          <w:t>1Raj. 20:42</w:t>
-        </w:r>
-      </w:hyperlink>
+      <w:r>
+        <w:rPr>
+          <w:lang w:val="id_ID" w:bidi="id_ID"/>
+        </w:rPr>
+        <w:t>1Raj. 20:42</w:t>
+      </w:r>
       <w:r>
         <w:rPr>
           <w:lang w:val="id_ID" w:bidi="id_ID"/>
         </w:rPr>
         <w:t xml:space="preserve">; </w:t>
       </w:r>
-      <w:hyperlink r:id="rId33">
-        <w:r>
-          <w:rPr>
-            <w:lang w:val="id_ID" w:bidi="id_ID"/>
-          </w:rPr>
-          <w:rPr>
-            <w:color w:val="0000EE"/>
-            <w:u w:val="single"/>
-          </w:rPr>
-          <w:t>Yes. 43:26–28</w:t>
-        </w:r>
-      </w:hyperlink>
+      <w:r>
+        <w:rPr>
+          <w:lang w:val="id_ID" w:bidi="id_ID"/>
+        </w:rPr>
+        <w:t>Yes. 43:26–28</w:t>
+      </w:r>
       <w:r>
         <w:rPr>
           <w:lang w:val="id_ID" w:bidi="id_ID"/>
         </w:rPr>
         <w:t xml:space="preserve">; </w:t>
       </w:r>
-      <w:hyperlink r:id="rId34">
-        <w:r>
-          <w:rPr>
-            <w:lang w:val="id_ID" w:bidi="id_ID"/>
-          </w:rPr>
-          <w:rPr>
-            <w:color w:val="0000EE"/>
-            <w:u w:val="single"/>
-          </w:rPr>
-          <w:t>Mal. 4:5–6</w:t>
-        </w:r>
-      </w:hyperlink>
+      <w:r>
+        <w:rPr>
+          <w:lang w:val="id_ID" w:bidi="id_ID"/>
+        </w:rPr>
+        <w:t>Mal. 4:5–6</w:t>
+      </w:r>
       <w:r>
         <w:rPr>
           <w:lang w:val="id_ID" w:bidi="id_ID"/>
         </w:rPr>
         <w:t xml:space="preserve">; </w:t>
       </w:r>
-      <w:hyperlink r:id="rId21">
-        <w:r>
-          <w:rPr>
-            <w:lang w:val="id_ID" w:bidi="id_ID"/>
-          </w:rPr>
-          <w:rPr>
-            <w:color w:val="0000EE"/>
-            <w:u w:val="single"/>
-          </w:rPr>
-          <w:t>Rm. 9:3</w:t>
-        </w:r>
-      </w:hyperlink>
+      <w:r>
+        <w:rPr>
+          <w:lang w:val="id_ID" w:bidi="id_ID"/>
+        </w:rPr>
+        <w:t>Rm. 9:3</w:t>
+      </w:r>
       <w:r>
         <w:rPr>
           <w:lang w:val="id_ID" w:bidi="id_ID"/>
         </w:rPr>
         <w:t xml:space="preserve">; </w:t>
       </w:r>
-      <w:hyperlink r:id="rId35">
-        <w:r>
-          <w:rPr>
-            <w:lang w:val="id_ID" w:bidi="id_ID"/>
-          </w:rPr>
-          <w:rPr>
-            <w:color w:val="0000EE"/>
-            <w:u w:val="single"/>
-          </w:rPr>
-          <w:t>1Kor. 16:22</w:t>
-        </w:r>
-      </w:hyperlink>
+      <w:r>
+        <w:rPr>
+          <w:lang w:val="id_ID" w:bidi="id_ID"/>
+        </w:rPr>
+        <w:t>1Kor. 16:22</w:t>
+      </w:r>
       <w:r>
         <w:rPr>
           <w:lang w:val="id_ID" w:bidi="id_ID"/>
         </w:rPr>
         <w:t xml:space="preserve">; </w:t>
       </w:r>
-      <w:hyperlink r:id="rId22">
-        <w:r>
-          <w:rPr>
-            <w:lang w:val="id_ID" w:bidi="id_ID"/>
-          </w:rPr>
-          <w:rPr>
-            <w:color w:val="0000EE"/>
-            <w:u w:val="single"/>
-          </w:rPr>
-          <w:t>Gal. 1:8–9</w:t>
-        </w:r>
-      </w:hyperlink>
+      <w:r>
+        <w:rPr>
+          <w:lang w:val="id_ID" w:bidi="id_ID"/>
+        </w:rPr>
+        <w:t>Gal. 1:8–9</w:t>
+      </w:r>
       <w:r>
         <w:rPr>
           <w:lang w:val="id_ID" w:bidi="id_ID"/>
@@ -1176,72 +1002,48 @@
         </w:rPr>
         <w:t>Seseorang mengalami kesulitan dan Yesus menyelesaikan masalah tersebut (</w:t>
       </w:r>
-      <w:hyperlink r:id="rId36">
-        <w:r>
-          <w:rPr>
-            <w:lang w:val="id_ID" w:bidi="id_ID"/>
-          </w:rPr>
-          <w:rPr>
-            <w:color w:val="0000EE"/>
-            <w:u w:val="single"/>
-          </w:rPr>
-          <w:t>Mat. 18:23–26</w:t>
-        </w:r>
-      </w:hyperlink>
+      <w:r>
+        <w:rPr>
+          <w:lang w:val="id_ID" w:bidi="id_ID"/>
+        </w:rPr>
+        <w:t>Mat. 18:23–26</w:t>
+      </w:r>
       <w:r>
         <w:rPr>
           <w:lang w:val="id_ID" w:bidi="id_ID"/>
         </w:rPr>
         <w:t xml:space="preserve">; </w:t>
       </w:r>
-      <w:hyperlink r:id="rId37">
-        <w:r>
-          <w:rPr>
-            <w:lang w:val="id_ID" w:bidi="id_ID"/>
-          </w:rPr>
-          <w:rPr>
-            <w:color w:val="0000EE"/>
-            <w:u w:val="single"/>
-          </w:rPr>
-          <w:t>20:29–33</w:t>
-        </w:r>
-      </w:hyperlink>
+      <w:r>
+        <w:rPr>
+          <w:lang w:val="id_ID" w:bidi="id_ID"/>
+        </w:rPr>
+        <w:t>20:29–33</w:t>
+      </w:r>
       <w:r>
         <w:rPr>
           <w:lang w:val="id_ID" w:bidi="id_ID"/>
         </w:rPr>
         <w:t xml:space="preserve">; </w:t>
       </w:r>
-      <w:hyperlink r:id="rId38">
-        <w:r>
-          <w:rPr>
-            <w:lang w:val="id_ID" w:bidi="id_ID"/>
-          </w:rPr>
-          <w:rPr>
-            <w:color w:val="0000EE"/>
-            <w:u w:val="single"/>
-          </w:rPr>
-          <w:t>Mat. 18:27</w:t>
-        </w:r>
-      </w:hyperlink>
+      <w:r>
+        <w:rPr>
+          <w:lang w:val="id_ID" w:bidi="id_ID"/>
+        </w:rPr>
+        <w:t>Mat. 18:27</w:t>
+      </w:r>
       <w:r>
         <w:rPr>
           <w:lang w:val="id_ID" w:bidi="id_ID"/>
         </w:rPr>
         <w:t xml:space="preserve">; </w:t>
       </w:r>
-      <w:hyperlink r:id="rId39">
-        <w:r>
-          <w:rPr>
-            <w:lang w:val="id_ID" w:bidi="id_ID"/>
-          </w:rPr>
-          <w:rPr>
-            <w:color w:val="0000EE"/>
-            <w:u w:val="single"/>
-          </w:rPr>
-          <w:t>20:34</w:t>
-        </w:r>
-      </w:hyperlink>
+      <w:r>
+        <w:rPr>
+          <w:lang w:val="id_ID" w:bidi="id_ID"/>
+        </w:rPr>
+        <w:t>20:34</w:t>
+      </w:r>
       <w:r>
         <w:rPr>
           <w:lang w:val="id_ID" w:bidi="id_ID"/>
@@ -1266,72 +1068,48 @@
         </w:rPr>
         <w:t>Yesus menunjukkan perasaan yang sangat mendalam (</w:t>
       </w:r>
-      <w:hyperlink r:id="rId40">
-        <w:r>
-          <w:rPr>
-            <w:lang w:val="id_ID" w:bidi="id_ID"/>
-          </w:rPr>
-          <w:rPr>
-            <w:color w:val="0000EE"/>
-            <w:u w:val="single"/>
-          </w:rPr>
-          <w:t>Mat. 14:14</w:t>
-        </w:r>
-      </w:hyperlink>
+      <w:r>
+        <w:rPr>
+          <w:lang w:val="id_ID" w:bidi="id_ID"/>
+        </w:rPr>
+        <w:t>Mat. 14:14</w:t>
+      </w:r>
       <w:r>
         <w:rPr>
           <w:lang w:val="id_ID" w:bidi="id_ID"/>
         </w:rPr>
         <w:t xml:space="preserve">; </w:t>
       </w:r>
-      <w:hyperlink r:id="rId41">
-        <w:r>
-          <w:rPr>
-            <w:lang w:val="id_ID" w:bidi="id_ID"/>
-          </w:rPr>
-          <w:rPr>
-            <w:color w:val="0000EE"/>
-            <w:u w:val="single"/>
-          </w:rPr>
-          <w:t>15:32</w:t>
-        </w:r>
-      </w:hyperlink>
+      <w:r>
+        <w:rPr>
+          <w:lang w:val="id_ID" w:bidi="id_ID"/>
+        </w:rPr>
+        <w:t>15:32</w:t>
+      </w:r>
       <w:r>
         <w:rPr>
           <w:lang w:val="id_ID" w:bidi="id_ID"/>
         </w:rPr>
         <w:t xml:space="preserve">; </w:t>
       </w:r>
-      <w:hyperlink r:id="rId38">
-        <w:r>
-          <w:rPr>
-            <w:lang w:val="id_ID" w:bidi="id_ID"/>
-          </w:rPr>
-          <w:rPr>
-            <w:color w:val="0000EE"/>
-            <w:u w:val="single"/>
-          </w:rPr>
-          <w:t>18:27</w:t>
-        </w:r>
-      </w:hyperlink>
+      <w:r>
+        <w:rPr>
+          <w:lang w:val="id_ID" w:bidi="id_ID"/>
+        </w:rPr>
+        <w:t>18:27</w:t>
+      </w:r>
       <w:r>
         <w:rPr>
           <w:lang w:val="id_ID" w:bidi="id_ID"/>
         </w:rPr>
         <w:t xml:space="preserve">; </w:t>
       </w:r>
-      <w:hyperlink r:id="rId39">
-        <w:r>
-          <w:rPr>
-            <w:lang w:val="id_ID" w:bidi="id_ID"/>
-          </w:rPr>
-          <w:rPr>
-            <w:color w:val="0000EE"/>
-            <w:u w:val="single"/>
-          </w:rPr>
-          <w:t>20:34</w:t>
-        </w:r>
-      </w:hyperlink>
+      <w:r>
+        <w:rPr>
+          <w:lang w:val="id_ID" w:bidi="id_ID"/>
+        </w:rPr>
+        <w:t>20:34</w:t>
+      </w:r>
       <w:r>
         <w:rPr>
           <w:lang w:val="id_ID" w:bidi="id_ID"/>
@@ -1356,54 +1134,36 @@
         </w:rPr>
         <w:t>Terdapat perbedaan dengan mereka yang tidak memiliki belas kasihan (</w:t>
       </w:r>
-      <w:hyperlink r:id="rId42">
-        <w:r>
-          <w:rPr>
-            <w:lang w:val="id_ID" w:bidi="id_ID"/>
-          </w:rPr>
-          <w:rPr>
-            <w:color w:val="0000EE"/>
-            <w:u w:val="single"/>
-          </w:rPr>
-          <w:t>Mat. 9:32–36</w:t>
-        </w:r>
-      </w:hyperlink>
+      <w:r>
+        <w:rPr>
+          <w:lang w:val="id_ID" w:bidi="id_ID"/>
+        </w:rPr>
+        <w:t>Mat. 9:32–36</w:t>
+      </w:r>
       <w:r>
         <w:rPr>
           <w:lang w:val="id_ID" w:bidi="id_ID"/>
         </w:rPr>
         <w:t xml:space="preserve">; </w:t>
       </w:r>
-      <w:hyperlink r:id="rId43">
-        <w:r>
-          <w:rPr>
-            <w:lang w:val="id_ID" w:bidi="id_ID"/>
-          </w:rPr>
-          <w:rPr>
-            <w:color w:val="0000EE"/>
-            <w:u w:val="single"/>
-          </w:rPr>
-          <w:t>18:27–30</w:t>
-        </w:r>
-      </w:hyperlink>
+      <w:r>
+        <w:rPr>
+          <w:lang w:val="id_ID" w:bidi="id_ID"/>
+        </w:rPr>
+        <w:t>18:27–30</w:t>
+      </w:r>
       <w:r>
         <w:rPr>
           <w:lang w:val="id_ID" w:bidi="id_ID"/>
         </w:rPr>
         <w:t xml:space="preserve">; </w:t>
       </w:r>
-      <w:hyperlink r:id="rId44">
-        <w:r>
-          <w:rPr>
-            <w:lang w:val="id_ID" w:bidi="id_ID"/>
-          </w:rPr>
-          <w:rPr>
-            <w:color w:val="0000EE"/>
-            <w:u w:val="single"/>
-          </w:rPr>
-          <w:t>20:29–34</w:t>
-        </w:r>
-      </w:hyperlink>
+      <w:r>
+        <w:rPr>
+          <w:lang w:val="id_ID" w:bidi="id_ID"/>
+        </w:rPr>
+        <w:t>20:29–34</w:t>
+      </w:r>
       <w:r>
         <w:rPr>
           <w:lang w:val="id_ID" w:bidi="id_ID"/>
@@ -1424,54 +1184,36 @@
         </w:rPr>
         <w:t>Dalam Injil, frasa "penuh belas kasihan" secara langsung merujuk kepada Yesus, tetapi juga muncul dalam perumpamaan yang dimana kata tersebut dapat merujuk kepada Allah Bapa atau Yesus (</w:t>
       </w:r>
-      <w:hyperlink r:id="rId38">
-        <w:r>
-          <w:rPr>
-            <w:lang w:val="id_ID" w:bidi="id_ID"/>
-          </w:rPr>
-          <w:rPr>
-            <w:color w:val="0000EE"/>
-            <w:u w:val="single"/>
-          </w:rPr>
-          <w:t>Mat. 18:27</w:t>
-        </w:r>
-      </w:hyperlink>
+      <w:r>
+        <w:rPr>
+          <w:lang w:val="id_ID" w:bidi="id_ID"/>
+        </w:rPr>
+        <w:t>Mat. 18:27</w:t>
+      </w:r>
       <w:r>
         <w:rPr>
           <w:lang w:val="id_ID" w:bidi="id_ID"/>
         </w:rPr>
         <w:t xml:space="preserve">; </w:t>
       </w:r>
-      <w:hyperlink r:id="rId45">
-        <w:r>
-          <w:rPr>
-            <w:lang w:val="id_ID" w:bidi="id_ID"/>
-          </w:rPr>
-          <w:rPr>
-            <w:color w:val="0000EE"/>
-            <w:u w:val="single"/>
-          </w:rPr>
-          <w:t>Luk. 10:33</w:t>
-        </w:r>
-      </w:hyperlink>
+      <w:r>
+        <w:rPr>
+          <w:lang w:val="id_ID" w:bidi="id_ID"/>
+        </w:rPr>
+        <w:t>Luk. 10:33</w:t>
+      </w:r>
       <w:r>
         <w:rPr>
           <w:lang w:val="id_ID" w:bidi="id_ID"/>
         </w:rPr>
         <w:t xml:space="preserve">; </w:t>
       </w:r>
-      <w:hyperlink r:id="rId46">
-        <w:r>
-          <w:rPr>
-            <w:lang w:val="id_ID" w:bidi="id_ID"/>
-          </w:rPr>
-          <w:rPr>
-            <w:color w:val="0000EE"/>
-            <w:u w:val="single"/>
-          </w:rPr>
-          <w:t>15:20</w:t>
-        </w:r>
-      </w:hyperlink>
+      <w:r>
+        <w:rPr>
+          <w:lang w:val="id_ID" w:bidi="id_ID"/>
+        </w:rPr>
+        <w:t>15:20</w:t>
+      </w:r>
       <w:r>
         <w:rPr>
           <w:lang w:val="id_ID" w:bidi="id_ID"/>
@@ -1492,126 +1234,84 @@
         </w:rPr>
         <w:t>Dalam Perjanjian Lama, belas kasihan Allah merujuk pada kemurahan-Nya yang lembut, terutama kepada umat perjanjian-Nya. Allah menarik belas kasihan ini untuk menghakimi ketidaksetiaan Israel yang begitu besar (</w:t>
       </w:r>
-      <w:hyperlink r:id="rId47">
-        <w:r>
-          <w:rPr>
-            <w:lang w:val="id_ID" w:bidi="id_ID"/>
-          </w:rPr>
-          <w:rPr>
-            <w:color w:val="0000EE"/>
-            <w:u w:val="single"/>
-          </w:rPr>
-          <w:t>Yes. 27:11</w:t>
-        </w:r>
-      </w:hyperlink>
+      <w:r>
+        <w:rPr>
+          <w:lang w:val="id_ID" w:bidi="id_ID"/>
+        </w:rPr>
+        <w:t>Yes. 27:11</w:t>
+      </w:r>
       <w:r>
         <w:rPr>
           <w:lang w:val="id_ID" w:bidi="id_ID"/>
         </w:rPr>
         <w:t xml:space="preserve">; </w:t>
       </w:r>
-      <w:hyperlink r:id="rId48">
-        <w:r>
-          <w:rPr>
-            <w:lang w:val="id_ID" w:bidi="id_ID"/>
-          </w:rPr>
-          <w:rPr>
-            <w:color w:val="0000EE"/>
-            <w:u w:val="single"/>
-          </w:rPr>
-          <w:t>63:15</w:t>
-        </w:r>
-      </w:hyperlink>
+      <w:r>
+        <w:rPr>
+          <w:lang w:val="id_ID" w:bidi="id_ID"/>
+        </w:rPr>
+        <w:t>63:15</w:t>
+      </w:r>
       <w:r>
         <w:rPr>
           <w:lang w:val="id_ID" w:bidi="id_ID"/>
         </w:rPr>
         <w:t xml:space="preserve">; </w:t>
       </w:r>
-      <w:hyperlink r:id="rId49">
-        <w:r>
-          <w:rPr>
-            <w:lang w:val="id_ID" w:bidi="id_ID"/>
-          </w:rPr>
-          <w:rPr>
-            <w:color w:val="0000EE"/>
-            <w:u w:val="single"/>
-          </w:rPr>
-          <w:t>Yer. 13:14</w:t>
-        </w:r>
-      </w:hyperlink>
+      <w:r>
+        <w:rPr>
+          <w:lang w:val="id_ID" w:bidi="id_ID"/>
+        </w:rPr>
+        <w:t>Yer. 13:14</w:t>
+      </w:r>
       <w:r>
         <w:rPr>
           <w:lang w:val="id_ID" w:bidi="id_ID"/>
         </w:rPr>
         <w:t>). Allah memulihkan belas kasihan-Nya ketika Israel bertobat (</w:t>
       </w:r>
-      <w:hyperlink r:id="rId50">
-        <w:r>
-          <w:rPr>
-            <w:lang w:val="id_ID" w:bidi="id_ID"/>
-          </w:rPr>
-          <w:rPr>
-            <w:color w:val="0000EE"/>
-            <w:u w:val="single"/>
-          </w:rPr>
-          <w:t>Ul. 13:18</w:t>
-        </w:r>
-      </w:hyperlink>
+      <w:r>
+        <w:rPr>
+          <w:lang w:val="id_ID" w:bidi="id_ID"/>
+        </w:rPr>
+        <w:t>Ul. 13:18</w:t>
+      </w:r>
       <w:r>
         <w:rPr>
           <w:lang w:val="id_ID" w:bidi="id_ID"/>
         </w:rPr>
         <w:t xml:space="preserve">; </w:t>
       </w:r>
-      <w:hyperlink r:id="rId51">
-        <w:r>
-          <w:rPr>
-            <w:lang w:val="id_ID" w:bidi="id_ID"/>
-          </w:rPr>
-          <w:rPr>
-            <w:color w:val="0000EE"/>
-            <w:u w:val="single"/>
-          </w:rPr>
-          <w:t>30:2–3</w:t>
-        </w:r>
-      </w:hyperlink>
+      <w:r>
+        <w:rPr>
+          <w:lang w:val="id_ID" w:bidi="id_ID"/>
+        </w:rPr>
+        <w:t>30:2–3</w:t>
+      </w:r>
       <w:r>
         <w:rPr>
           <w:lang w:val="id_ID" w:bidi="id_ID"/>
         </w:rPr>
         <w:t xml:space="preserve">; </w:t>
       </w:r>
-      <w:hyperlink r:id="rId52">
-        <w:r>
-          <w:rPr>
-            <w:lang w:val="id_ID" w:bidi="id_ID"/>
-          </w:rPr>
-          <w:rPr>
-            <w:color w:val="0000EE"/>
-            <w:u w:val="single"/>
-          </w:rPr>
-          <w:t>Ams. 28:13</w:t>
-        </w:r>
-      </w:hyperlink>
+      <w:r>
+        <w:rPr>
+          <w:lang w:val="id_ID" w:bidi="id_ID"/>
+        </w:rPr>
+        <w:t>Ams. 28:13</w:t>
+      </w:r>
       <w:r>
         <w:rPr>
           <w:lang w:val="id_ID" w:bidi="id_ID"/>
         </w:rPr>
         <w:t xml:space="preserve">; </w:t>
       </w:r>
-      <w:hyperlink r:id="rId53">
-        <w:r>
-          <w:rPr>
-            <w:lang w:val="id_ID" w:bidi="id_ID"/>
-          </w:rPr>
-          <w:rPr>
-            <w:color w:val="0000EE"/>
-            <w:u w:val="single"/>
-          </w:rPr>
-          <w:t>Yes. 55:7</w:t>
-        </w:r>
-      </w:hyperlink>
+      <w:r>
+        <w:rPr>
+          <w:lang w:val="id_ID" w:bidi="id_ID"/>
+        </w:rPr>
+        <w:t>Yes. 55:7</w:t>
+      </w:r>
       <w:r>
         <w:rPr>
           <w:lang w:val="id_ID" w:bidi="id_ID"/>
@@ -1632,216 +1332,144 @@
         </w:rPr>
         <w:t>Perjanjian Lama sering menggambarkan zaman mesianik (masa ketika pemimpin pilihan Allah akan datang) sebagai masa belas kasihan Allah (</w:t>
       </w:r>
-      <w:hyperlink r:id="rId54">
-        <w:r>
-          <w:rPr>
-            <w:lang w:val="id_ID" w:bidi="id_ID"/>
-          </w:rPr>
-          <w:rPr>
-            <w:color w:val="0000EE"/>
-            <w:u w:val="single"/>
-          </w:rPr>
-          <w:t>Yes. 14:1</w:t>
-        </w:r>
-      </w:hyperlink>
+      <w:r>
+        <w:rPr>
+          <w:lang w:val="id_ID" w:bidi="id_ID"/>
+        </w:rPr>
+        <w:t>Yes. 14:1</w:t>
+      </w:r>
       <w:r>
         <w:rPr>
           <w:lang w:val="id_ID" w:bidi="id_ID"/>
         </w:rPr>
         <w:t xml:space="preserve">; </w:t>
       </w:r>
-      <w:hyperlink r:id="rId55">
-        <w:r>
-          <w:rPr>
-            <w:lang w:val="id_ID" w:bidi="id_ID"/>
-          </w:rPr>
-          <w:rPr>
-            <w:color w:val="0000EE"/>
-            <w:u w:val="single"/>
-          </w:rPr>
-          <w:t>49:10</w:t>
-        </w:r>
-      </w:hyperlink>
+      <w:r>
+        <w:rPr>
+          <w:lang w:val="id_ID" w:bidi="id_ID"/>
+        </w:rPr>
+        <w:t>49:10</w:t>
+      </w:r>
       <w:r>
         <w:rPr>
           <w:lang w:val="id_ID" w:bidi="id_ID"/>
         </w:rPr>
         <w:t xml:space="preserve">, </w:t>
       </w:r>
-      <w:hyperlink r:id="rId56">
-        <w:r>
-          <w:rPr>
-            <w:lang w:val="id_ID" w:bidi="id_ID"/>
-          </w:rPr>
-          <w:rPr>
-            <w:color w:val="0000EE"/>
-            <w:u w:val="single"/>
-          </w:rPr>
-          <w:t>13</w:t>
-        </w:r>
-      </w:hyperlink>
+      <w:r>
+        <w:rPr>
+          <w:lang w:val="id_ID" w:bidi="id_ID"/>
+        </w:rPr>
+        <w:t>13</w:t>
+      </w:r>
       <w:r>
         <w:rPr>
           <w:lang w:val="id_ID" w:bidi="id_ID"/>
         </w:rPr>
         <w:t xml:space="preserve">; </w:t>
       </w:r>
-      <w:hyperlink r:id="rId57">
-        <w:r>
-          <w:rPr>
-            <w:lang w:val="id_ID" w:bidi="id_ID"/>
-          </w:rPr>
-          <w:rPr>
-            <w:color w:val="0000EE"/>
-            <w:u w:val="single"/>
-          </w:rPr>
-          <w:t>54:8</w:t>
-        </w:r>
-      </w:hyperlink>
+      <w:r>
+        <w:rPr>
+          <w:lang w:val="id_ID" w:bidi="id_ID"/>
+        </w:rPr>
+        <w:t>54:8</w:t>
+      </w:r>
       <w:r>
         <w:rPr>
           <w:lang w:val="id_ID" w:bidi="id_ID"/>
         </w:rPr>
         <w:t xml:space="preserve">, </w:t>
       </w:r>
-      <w:hyperlink r:id="rId58">
-        <w:r>
-          <w:rPr>
-            <w:lang w:val="id_ID" w:bidi="id_ID"/>
-          </w:rPr>
-          <w:rPr>
-            <w:color w:val="0000EE"/>
-            <w:u w:val="single"/>
-          </w:rPr>
-          <w:t>10</w:t>
-        </w:r>
-      </w:hyperlink>
+      <w:r>
+        <w:rPr>
+          <w:lang w:val="id_ID" w:bidi="id_ID"/>
+        </w:rPr>
+        <w:t>10</w:t>
+      </w:r>
       <w:r>
         <w:rPr>
           <w:lang w:val="id_ID" w:bidi="id_ID"/>
         </w:rPr>
         <w:t xml:space="preserve">; </w:t>
       </w:r>
-      <w:hyperlink r:id="rId59">
-        <w:r>
-          <w:rPr>
-            <w:lang w:val="id_ID" w:bidi="id_ID"/>
-          </w:rPr>
-          <w:rPr>
-            <w:color w:val="0000EE"/>
-            <w:u w:val="single"/>
-          </w:rPr>
-          <w:t>60:10</w:t>
-        </w:r>
-      </w:hyperlink>
+      <w:r>
+        <w:rPr>
+          <w:lang w:val="id_ID" w:bidi="id_ID"/>
+        </w:rPr>
+        <w:t>60:10</w:t>
+      </w:r>
       <w:r>
         <w:rPr>
           <w:lang w:val="id_ID" w:bidi="id_ID"/>
         </w:rPr>
         <w:t xml:space="preserve">; </w:t>
       </w:r>
-      <w:hyperlink r:id="rId60">
-        <w:r>
-          <w:rPr>
-            <w:lang w:val="id_ID" w:bidi="id_ID"/>
-          </w:rPr>
-          <w:rPr>
-            <w:color w:val="0000EE"/>
-            <w:u w:val="single"/>
-          </w:rPr>
-          <w:t>Yer. 12:15</w:t>
-        </w:r>
-      </w:hyperlink>
+      <w:r>
+        <w:rPr>
+          <w:lang w:val="id_ID" w:bidi="id_ID"/>
+        </w:rPr>
+        <w:t>Yer. 12:15</w:t>
+      </w:r>
       <w:r>
         <w:rPr>
           <w:lang w:val="id_ID" w:bidi="id_ID"/>
         </w:rPr>
         <w:t xml:space="preserve">; </w:t>
       </w:r>
-      <w:hyperlink r:id="rId61">
-        <w:r>
-          <w:rPr>
-            <w:lang w:val="id_ID" w:bidi="id_ID"/>
-          </w:rPr>
-          <w:rPr>
-            <w:color w:val="0000EE"/>
-            <w:u w:val="single"/>
-          </w:rPr>
-          <w:t>33:26</w:t>
-        </w:r>
-      </w:hyperlink>
+      <w:r>
+        <w:rPr>
+          <w:lang w:val="id_ID" w:bidi="id_ID"/>
+        </w:rPr>
+        <w:t>33:26</w:t>
+      </w:r>
       <w:r>
         <w:rPr>
           <w:lang w:val="id_ID" w:bidi="id_ID"/>
         </w:rPr>
         <w:t xml:space="preserve">; </w:t>
       </w:r>
-      <w:hyperlink r:id="rId62">
-        <w:r>
-          <w:rPr>
-            <w:lang w:val="id_ID" w:bidi="id_ID"/>
-          </w:rPr>
-          <w:rPr>
-            <w:color w:val="0000EE"/>
-            <w:u w:val="single"/>
-          </w:rPr>
-          <w:t>Yeh. 39:25</w:t>
-        </w:r>
-      </w:hyperlink>
+      <w:r>
+        <w:rPr>
+          <w:lang w:val="id_ID" w:bidi="id_ID"/>
+        </w:rPr>
+        <w:t>Yeh. 39:25</w:t>
+      </w:r>
       <w:r>
         <w:rPr>
           <w:lang w:val="id_ID" w:bidi="id_ID"/>
         </w:rPr>
         <w:t xml:space="preserve">; </w:t>
       </w:r>
-      <w:hyperlink r:id="rId63">
-        <w:r>
-          <w:rPr>
-            <w:lang w:val="id_ID" w:bidi="id_ID"/>
-          </w:rPr>
-          <w:rPr>
-            <w:color w:val="0000EE"/>
-            <w:u w:val="single"/>
-          </w:rPr>
-          <w:t>Mi. 7:19</w:t>
-        </w:r>
-      </w:hyperlink>
+      <w:r>
+        <w:rPr>
+          <w:lang w:val="id_ID" w:bidi="id_ID"/>
+        </w:rPr>
+        <w:t>Mi. 7:19</w:t>
+      </w:r>
       <w:r>
         <w:rPr>
           <w:lang w:val="id_ID" w:bidi="id_ID"/>
         </w:rPr>
         <w:t xml:space="preserve">; </w:t>
       </w:r>
-      <w:hyperlink r:id="rId64">
-        <w:r>
-          <w:rPr>
-            <w:lang w:val="id_ID" w:bidi="id_ID"/>
-          </w:rPr>
-          <w:rPr>
-            <w:color w:val="0000EE"/>
-            <w:u w:val="single"/>
-          </w:rPr>
-          <w:t>Hab. 3:2</w:t>
-        </w:r>
-      </w:hyperlink>
+      <w:r>
+        <w:rPr>
+          <w:lang w:val="id_ID" w:bidi="id_ID"/>
+        </w:rPr>
+        <w:t>Hab. 3:2</w:t>
+      </w:r>
       <w:r>
         <w:rPr>
           <w:lang w:val="id_ID" w:bidi="id_ID"/>
         </w:rPr>
         <w:t xml:space="preserve">; </w:t>
       </w:r>
-      <w:hyperlink r:id="rId65">
-        <w:r>
-          <w:rPr>
-            <w:lang w:val="id_ID" w:bidi="id_ID"/>
-          </w:rPr>
-          <w:rPr>
-            <w:color w:val="0000EE"/>
-            <w:u w:val="single"/>
-          </w:rPr>
-          <w:t>Za. 10:6</w:t>
-        </w:r>
-      </w:hyperlink>
+      <w:r>
+        <w:rPr>
+          <w:lang w:val="id_ID" w:bidi="id_ID"/>
+        </w:rPr>
+        <w:t>Za. 10:6</w:t>
+      </w:r>
       <w:r>
         <w:rPr>
           <w:lang w:val="id_ID" w:bidi="id_ID"/>
@@ -1871,432 +1499,288 @@
           <w:lang w:val="id_ID" w:bidi="id_ID"/>
         </w:rPr>
       </w:r>
-      <w:hyperlink r:id="rId50">
-        <w:r>
-          <w:rPr>
-            <w:lang w:val="id_ID" w:bidi="id_ID"/>
-          </w:rPr>
-          <w:rPr>
-            <w:color w:val="0000EE"/>
-            <w:u w:val="single"/>
-          </w:rPr>
-          <w:t>Ul. 13:18</w:t>
-        </w:r>
-      </w:hyperlink>
+      <w:r>
+        <w:rPr>
+          <w:lang w:val="id_ID" w:bidi="id_ID"/>
+        </w:rPr>
+        <w:t>Ul. 13:18</w:t>
+      </w:r>
       <w:r>
         <w:rPr>
           <w:lang w:val="id_ID" w:bidi="id_ID"/>
         </w:rPr>
         <w:t xml:space="preserve">; </w:t>
       </w:r>
-      <w:hyperlink r:id="rId66">
-        <w:r>
-          <w:rPr>
-            <w:lang w:val="id_ID" w:bidi="id_ID"/>
-          </w:rPr>
-          <w:rPr>
-            <w:color w:val="0000EE"/>
-            <w:u w:val="single"/>
-          </w:rPr>
-          <w:t>30:3</w:t>
-        </w:r>
-      </w:hyperlink>
+      <w:r>
+        <w:rPr>
+          <w:lang w:val="id_ID" w:bidi="id_ID"/>
+        </w:rPr>
+        <w:t>30:3</w:t>
+      </w:r>
       <w:r>
         <w:rPr>
           <w:lang w:val="id_ID" w:bidi="id_ID"/>
         </w:rPr>
         <w:t xml:space="preserve">; </w:t>
       </w:r>
-      <w:hyperlink r:id="rId67">
-        <w:r>
-          <w:rPr>
-            <w:lang w:val="id_ID" w:bidi="id_ID"/>
-          </w:rPr>
-          <w:rPr>
-            <w:color w:val="0000EE"/>
-            <w:u w:val="single"/>
-          </w:rPr>
-          <w:t>1Raj. 8:50–51</w:t>
-        </w:r>
-      </w:hyperlink>
+      <w:r>
+        <w:rPr>
+          <w:lang w:val="id_ID" w:bidi="id_ID"/>
+        </w:rPr>
+        <w:t>1Raj. 8:50–51</w:t>
+      </w:r>
       <w:r>
         <w:rPr>
           <w:lang w:val="id_ID" w:bidi="id_ID"/>
         </w:rPr>
         <w:t xml:space="preserve">; </w:t>
       </w:r>
-      <w:hyperlink r:id="rId52">
-        <w:r>
-          <w:rPr>
-            <w:lang w:val="id_ID" w:bidi="id_ID"/>
-          </w:rPr>
-          <w:rPr>
-            <w:color w:val="0000EE"/>
-            <w:u w:val="single"/>
-          </w:rPr>
-          <w:t>Ams. 28:13</w:t>
-        </w:r>
-      </w:hyperlink>
+      <w:r>
+        <w:rPr>
+          <w:lang w:val="id_ID" w:bidi="id_ID"/>
+        </w:rPr>
+        <w:t>Ams. 28:13</w:t>
+      </w:r>
       <w:r>
         <w:rPr>
           <w:lang w:val="id_ID" w:bidi="id_ID"/>
         </w:rPr>
         <w:t xml:space="preserve">; </w:t>
       </w:r>
-      <w:hyperlink r:id="rId54">
-        <w:r>
-          <w:rPr>
-            <w:lang w:val="id_ID" w:bidi="id_ID"/>
-          </w:rPr>
-          <w:rPr>
-            <w:color w:val="0000EE"/>
-            <w:u w:val="single"/>
-          </w:rPr>
-          <w:t>Yes. 14:1</w:t>
-        </w:r>
-      </w:hyperlink>
+      <w:r>
+        <w:rPr>
+          <w:lang w:val="id_ID" w:bidi="id_ID"/>
+        </w:rPr>
+        <w:t>Yes. 14:1</w:t>
+      </w:r>
       <w:r>
         <w:rPr>
           <w:lang w:val="id_ID" w:bidi="id_ID"/>
         </w:rPr>
         <w:t xml:space="preserve">; </w:t>
       </w:r>
-      <w:hyperlink r:id="rId55">
-        <w:r>
-          <w:rPr>
-            <w:lang w:val="id_ID" w:bidi="id_ID"/>
-          </w:rPr>
-          <w:rPr>
-            <w:color w:val="0000EE"/>
-            <w:u w:val="single"/>
-          </w:rPr>
-          <w:t>49:10</w:t>
-        </w:r>
-      </w:hyperlink>
+      <w:r>
+        <w:rPr>
+          <w:lang w:val="id_ID" w:bidi="id_ID"/>
+        </w:rPr>
+        <w:t>49:10</w:t>
+      </w:r>
       <w:r>
         <w:rPr>
           <w:lang w:val="id_ID" w:bidi="id_ID"/>
         </w:rPr>
         <w:t xml:space="preserve">, </w:t>
       </w:r>
-      <w:hyperlink r:id="rId56">
-        <w:r>
-          <w:rPr>
-            <w:lang w:val="id_ID" w:bidi="id_ID"/>
-          </w:rPr>
-          <w:rPr>
-            <w:color w:val="0000EE"/>
-            <w:u w:val="single"/>
-          </w:rPr>
-          <w:t>13</w:t>
-        </w:r>
-      </w:hyperlink>
+      <w:r>
+        <w:rPr>
+          <w:lang w:val="id_ID" w:bidi="id_ID"/>
+        </w:rPr>
+        <w:t>13</w:t>
+      </w:r>
       <w:r>
         <w:rPr>
           <w:lang w:val="id_ID" w:bidi="id_ID"/>
         </w:rPr>
         <w:t xml:space="preserve">; </w:t>
       </w:r>
-      <w:hyperlink r:id="rId68">
-        <w:r>
-          <w:rPr>
-            <w:lang w:val="id_ID" w:bidi="id_ID"/>
-          </w:rPr>
-          <w:rPr>
-            <w:color w:val="0000EE"/>
-            <w:u w:val="single"/>
-          </w:rPr>
-          <w:t>54:7–10</w:t>
-        </w:r>
-      </w:hyperlink>
+      <w:r>
+        <w:rPr>
+          <w:lang w:val="id_ID" w:bidi="id_ID"/>
+        </w:rPr>
+        <w:t>54:7–10</w:t>
+      </w:r>
       <w:r>
         <w:rPr>
           <w:lang w:val="id_ID" w:bidi="id_ID"/>
         </w:rPr>
         <w:t xml:space="preserve">; </w:t>
       </w:r>
-      <w:hyperlink r:id="rId53">
-        <w:r>
-          <w:rPr>
-            <w:lang w:val="id_ID" w:bidi="id_ID"/>
-          </w:rPr>
-          <w:rPr>
-            <w:color w:val="0000EE"/>
-            <w:u w:val="single"/>
-          </w:rPr>
-          <w:t>55:7</w:t>
-        </w:r>
-      </w:hyperlink>
+      <w:r>
+        <w:rPr>
+          <w:lang w:val="id_ID" w:bidi="id_ID"/>
+        </w:rPr>
+        <w:t>55:7</w:t>
+      </w:r>
       <w:r>
         <w:rPr>
           <w:lang w:val="id_ID" w:bidi="id_ID"/>
         </w:rPr>
         <w:t xml:space="preserve">; </w:t>
       </w:r>
-      <w:hyperlink r:id="rId59">
-        <w:r>
-          <w:rPr>
-            <w:lang w:val="id_ID" w:bidi="id_ID"/>
-          </w:rPr>
-          <w:rPr>
-            <w:color w:val="0000EE"/>
-            <w:u w:val="single"/>
-          </w:rPr>
-          <w:t>60:10</w:t>
-        </w:r>
-      </w:hyperlink>
+      <w:r>
+        <w:rPr>
+          <w:lang w:val="id_ID" w:bidi="id_ID"/>
+        </w:rPr>
+        <w:t>60:10</w:t>
+      </w:r>
       <w:r>
         <w:rPr>
           <w:lang w:val="id_ID" w:bidi="id_ID"/>
         </w:rPr>
         <w:t xml:space="preserve">; </w:t>
       </w:r>
-      <w:hyperlink r:id="rId69">
-        <w:r>
-          <w:rPr>
-            <w:lang w:val="id_ID" w:bidi="id_ID"/>
-          </w:rPr>
-          <w:rPr>
-            <w:color w:val="0000EE"/>
-            <w:u w:val="single"/>
-          </w:rPr>
-          <w:t>Yer. 12:14–15</w:t>
-        </w:r>
-      </w:hyperlink>
+      <w:r>
+        <w:rPr>
+          <w:lang w:val="id_ID" w:bidi="id_ID"/>
+        </w:rPr>
+        <w:t>Yer. 12:14–15</w:t>
+      </w:r>
       <w:r>
         <w:rPr>
           <w:lang w:val="id_ID" w:bidi="id_ID"/>
         </w:rPr>
         <w:t xml:space="preserve">; </w:t>
       </w:r>
-      <w:hyperlink r:id="rId61">
-        <w:r>
-          <w:rPr>
-            <w:lang w:val="id_ID" w:bidi="id_ID"/>
-          </w:rPr>
-          <w:rPr>
-            <w:color w:val="0000EE"/>
-            <w:u w:val="single"/>
-          </w:rPr>
-          <w:t>33:26</w:t>
-        </w:r>
-      </w:hyperlink>
+      <w:r>
+        <w:rPr>
+          <w:lang w:val="id_ID" w:bidi="id_ID"/>
+        </w:rPr>
+        <w:t>33:26</w:t>
+      </w:r>
       <w:r>
         <w:rPr>
           <w:lang w:val="id_ID" w:bidi="id_ID"/>
         </w:rPr>
         <w:t xml:space="preserve">; </w:t>
       </w:r>
-      <w:hyperlink r:id="rId62">
-        <w:r>
-          <w:rPr>
-            <w:lang w:val="id_ID" w:bidi="id_ID"/>
-          </w:rPr>
-          <w:rPr>
-            <w:color w:val="0000EE"/>
-            <w:u w:val="single"/>
-          </w:rPr>
-          <w:t>Yeh. 39:25</w:t>
-        </w:r>
-      </w:hyperlink>
+      <w:r>
+        <w:rPr>
+          <w:lang w:val="id_ID" w:bidi="id_ID"/>
+        </w:rPr>
+        <w:t>Yeh. 39:25</w:t>
+      </w:r>
       <w:r>
         <w:rPr>
           <w:lang w:val="id_ID" w:bidi="id_ID"/>
         </w:rPr>
         <w:t xml:space="preserve">; </w:t>
       </w:r>
-      <w:hyperlink r:id="rId70">
-        <w:r>
-          <w:rPr>
-            <w:lang w:val="id_ID" w:bidi="id_ID"/>
-          </w:rPr>
-          <w:rPr>
-            <w:color w:val="0000EE"/>
-            <w:u w:val="single"/>
-          </w:rPr>
-          <w:t>Mi. 7:18–20</w:t>
-        </w:r>
-      </w:hyperlink>
+      <w:r>
+        <w:rPr>
+          <w:lang w:val="id_ID" w:bidi="id_ID"/>
+        </w:rPr>
+        <w:t>Mi. 7:18–20</w:t>
+      </w:r>
       <w:r>
         <w:rPr>
           <w:lang w:val="id_ID" w:bidi="id_ID"/>
         </w:rPr>
         <w:t xml:space="preserve">; </w:t>
       </w:r>
-      <w:hyperlink r:id="rId64">
-        <w:r>
-          <w:rPr>
-            <w:lang w:val="id_ID" w:bidi="id_ID"/>
-          </w:rPr>
-          <w:rPr>
-            <w:color w:val="0000EE"/>
-            <w:u w:val="single"/>
-          </w:rPr>
-          <w:t>Hab. 3:2</w:t>
-        </w:r>
-      </w:hyperlink>
+      <w:r>
+        <w:rPr>
+          <w:lang w:val="id_ID" w:bidi="id_ID"/>
+        </w:rPr>
+        <w:t>Hab. 3:2</w:t>
+      </w:r>
       <w:r>
         <w:rPr>
           <w:lang w:val="id_ID" w:bidi="id_ID"/>
         </w:rPr>
         <w:t xml:space="preserve">; </w:t>
       </w:r>
-      <w:hyperlink r:id="rId71">
-        <w:r>
-          <w:rPr>
-            <w:lang w:val="id_ID" w:bidi="id_ID"/>
-          </w:rPr>
-          <w:rPr>
-            <w:color w:val="0000EE"/>
-            <w:u w:val="single"/>
-          </w:rPr>
-          <w:t>Za. 1:16</w:t>
-        </w:r>
-      </w:hyperlink>
+      <w:r>
+        <w:rPr>
+          <w:lang w:val="id_ID" w:bidi="id_ID"/>
+        </w:rPr>
+        <w:t>Za. 1:16</w:t>
+      </w:r>
       <w:r>
         <w:rPr>
           <w:lang w:val="id_ID" w:bidi="id_ID"/>
         </w:rPr>
         <w:t xml:space="preserve">; </w:t>
       </w:r>
-      <w:hyperlink r:id="rId65">
-        <w:r>
-          <w:rPr>
-            <w:lang w:val="id_ID" w:bidi="id_ID"/>
-          </w:rPr>
-          <w:rPr>
-            <w:color w:val="0000EE"/>
-            <w:u w:val="single"/>
-          </w:rPr>
-          <w:t>10:6</w:t>
-        </w:r>
-      </w:hyperlink>
+      <w:r>
+        <w:rPr>
+          <w:lang w:val="id_ID" w:bidi="id_ID"/>
+        </w:rPr>
+        <w:t>10:6</w:t>
+      </w:r>
       <w:r>
         <w:rPr>
           <w:lang w:val="id_ID" w:bidi="id_ID"/>
         </w:rPr>
         <w:t xml:space="preserve">; </w:t>
       </w:r>
-      <w:hyperlink r:id="rId72">
-        <w:r>
-          <w:rPr>
-            <w:lang w:val="id_ID" w:bidi="id_ID"/>
-          </w:rPr>
-          <w:rPr>
-            <w:color w:val="0000EE"/>
-            <w:u w:val="single"/>
-          </w:rPr>
-          <w:t>Mat. 9:35–36</w:t>
-        </w:r>
-      </w:hyperlink>
+      <w:r>
+        <w:rPr>
+          <w:lang w:val="id_ID" w:bidi="id_ID"/>
+        </w:rPr>
+        <w:t>Mat. 9:35–36</w:t>
+      </w:r>
       <w:r>
         <w:rPr>
           <w:lang w:val="id_ID" w:bidi="id_ID"/>
         </w:rPr>
         <w:t xml:space="preserve">; </w:t>
       </w:r>
-      <w:hyperlink r:id="rId40">
-        <w:r>
-          <w:rPr>
-            <w:lang w:val="id_ID" w:bidi="id_ID"/>
-          </w:rPr>
-          <w:rPr>
-            <w:color w:val="0000EE"/>
-            <w:u w:val="single"/>
-          </w:rPr>
-          <w:t>14:14</w:t>
-        </w:r>
-      </w:hyperlink>
+      <w:r>
+        <w:rPr>
+          <w:lang w:val="id_ID" w:bidi="id_ID"/>
+        </w:rPr>
+        <w:t>14:14</w:t>
+      </w:r>
       <w:r>
         <w:rPr>
           <w:lang w:val="id_ID" w:bidi="id_ID"/>
         </w:rPr>
         <w:t xml:space="preserve">; </w:t>
       </w:r>
-      <w:hyperlink r:id="rId41">
-        <w:r>
-          <w:rPr>
-            <w:lang w:val="id_ID" w:bidi="id_ID"/>
-          </w:rPr>
-          <w:rPr>
-            <w:color w:val="0000EE"/>
-            <w:u w:val="single"/>
-          </w:rPr>
-          <w:t>15:32</w:t>
-        </w:r>
-      </w:hyperlink>
+      <w:r>
+        <w:rPr>
+          <w:lang w:val="id_ID" w:bidi="id_ID"/>
+        </w:rPr>
+        <w:t>15:32</w:t>
+      </w:r>
       <w:r>
         <w:rPr>
           <w:lang w:val="id_ID" w:bidi="id_ID"/>
         </w:rPr>
         <w:t xml:space="preserve">; </w:t>
       </w:r>
-      <w:hyperlink r:id="rId73">
-        <w:r>
-          <w:rPr>
-            <w:lang w:val="id_ID" w:bidi="id_ID"/>
-          </w:rPr>
-          <w:rPr>
-            <w:color w:val="0000EE"/>
-            <w:u w:val="single"/>
-          </w:rPr>
-          <w:t>18:23–30</w:t>
-        </w:r>
-      </w:hyperlink>
+      <w:r>
+        <w:rPr>
+          <w:lang w:val="id_ID" w:bidi="id_ID"/>
+        </w:rPr>
+        <w:t>18:23–30</w:t>
+      </w:r>
       <w:r>
         <w:rPr>
           <w:lang w:val="id_ID" w:bidi="id_ID"/>
         </w:rPr>
         <w:t xml:space="preserve">; </w:t>
       </w:r>
-      <w:hyperlink r:id="rId44">
-        <w:r>
-          <w:rPr>
-            <w:lang w:val="id_ID" w:bidi="id_ID"/>
-          </w:rPr>
-          <w:rPr>
-            <w:color w:val="0000EE"/>
-            <w:u w:val="single"/>
-          </w:rPr>
-          <w:t>20:29–34</w:t>
-        </w:r>
-      </w:hyperlink>
+      <w:r>
+        <w:rPr>
+          <w:lang w:val="id_ID" w:bidi="id_ID"/>
+        </w:rPr>
+        <w:t>20:29–34</w:t>
+      </w:r>
       <w:r>
         <w:rPr>
           <w:lang w:val="id_ID" w:bidi="id_ID"/>
         </w:rPr>
         <w:t xml:space="preserve">; </w:t>
       </w:r>
-      <w:hyperlink r:id="rId74">
-        <w:r>
-          <w:rPr>
-            <w:lang w:val="id_ID" w:bidi="id_ID"/>
-          </w:rPr>
-          <w:rPr>
-            <w:color w:val="0000EE"/>
-            <w:u w:val="single"/>
-          </w:rPr>
-          <w:t>Luk. 10:33–37</w:t>
-        </w:r>
-      </w:hyperlink>
+      <w:r>
+        <w:rPr>
+          <w:lang w:val="id_ID" w:bidi="id_ID"/>
+        </w:rPr>
+        <w:t>Luk. 10:33–37</w:t>
+      </w:r>
       <w:r>
         <w:rPr>
           <w:lang w:val="id_ID" w:bidi="id_ID"/>
         </w:rPr>
         <w:t xml:space="preserve">; </w:t>
       </w:r>
-      <w:hyperlink r:id="rId75">
-        <w:r>
-          <w:rPr>
-            <w:lang w:val="id_ID" w:bidi="id_ID"/>
-          </w:rPr>
-          <w:rPr>
-            <w:color w:val="0000EE"/>
-            <w:u w:val="single"/>
-          </w:rPr>
-          <w:t>15:20–32</w:t>
-        </w:r>
-      </w:hyperlink>
+      <w:r>
+        <w:rPr>
+          <w:lang w:val="id_ID" w:bidi="id_ID"/>
+        </w:rPr>
+        <w:t>15:20–32</w:t>
+      </w:r>
       <w:r>
         <w:rPr>
           <w:lang w:val="id_ID" w:bidi="id_ID"/>
